--- a/Module Edit Docs/N8 - Edit Doc.docx
+++ b/Module Edit Docs/N8 - Edit Doc.docx
@@ -1054,15 +1054,12 @@
     </w:p>
     <w:p>
       <w:r>
-        <w:rPr>
-          <w:noProof/>
-        </w:rPr>
         <w:lastRenderedPageBreak/>
         <w:drawing>
-          <wp:inline distT="0" distB="0" distL="0" distR="0" wp14:anchorId="52648986" wp14:editId="21966B4A">
-            <wp:extent cx="5486400" cy="1990725"/>
-            <wp:effectExtent l="0" t="0" r="0" b="3175"/>
-            <wp:docPr id="1054825255" name="Picture 1"/>
+          <wp:inline distT="0" distB="0" distL="0" distR="0" wp14:anchorId="0B2CA217" wp14:editId="0914AC7B">
+            <wp:extent cx="5486400" cy="1839595"/>
+            <wp:effectExtent l="0" t="0" r="0" b="0"/>
+            <wp:docPr id="122577670" name="Picture 1"/>
             <wp:cNvGraphicFramePr>
               <a:graphicFrameLocks xmlns:a="http://schemas.openxmlformats.org/drawingml/2006/main" noChangeAspect="1"/>
             </wp:cNvGraphicFramePr>
@@ -1070,7 +1067,7 @@
               <a:graphicData uri="http://schemas.openxmlformats.org/drawingml/2006/picture">
                 <pic:pic xmlns:pic="http://schemas.openxmlformats.org/drawingml/2006/picture">
                   <pic:nvPicPr>
-                    <pic:cNvPr id="1054825255" name=""/>
+                    <pic:cNvPr id="122577670" name=""/>
                     <pic:cNvPicPr/>
                   </pic:nvPicPr>
                   <pic:blipFill>
@@ -1082,7 +1079,7 @@
                   <pic:spPr>
                     <a:xfrm>
                       <a:off x="0" y="0"/>
-                      <a:ext cx="5486400" cy="1990725"/>
+                      <a:ext cx="5486400" cy="1839595"/>
                     </a:xfrm>
                     <a:prstGeom prst="rect">
                       <a:avLst/>
@@ -2396,7 +2393,6 @@
   <w:style w:type="character" w:default="1" w:styleId="DefaultParagraphFont">
     <w:name w:val="Default Paragraph Font"/>
     <w:uiPriority w:val="1"/>
-    <w:semiHidden/>
     <w:unhideWhenUsed/>
   </w:style>
   <w:style w:type="table" w:default="1" w:styleId="TableNormal">
